--- a/manuale/Manual_utilizare_RO.docx
+++ b/manuale/Manual_utilizare_RO.docx
@@ -68,7 +68,7 @@
         <w:t>Cui i se adresează.</w:t>
       </w:r>
       <w:r>
-        <w:t xml:space="preserve"> Profesorilor și elevilor care folosesc setul pe teren. Nu presupune cunoștințe tehnice. Instalarea aplicației și actualizarea cutiei (pentru tehnician) sunt descrise separat, în ghidul de instalare (</w:t>
+        <w:t xml:space="preserve"> Profesorilor și elevilor care folosesc setul pe teren. Nu presupune cunoștințe tehnice. Instalarea aplicației și actualizarea cutiei sunt descrise separat, în ghidul de instalare (</w:t>
       </w:r>
       <w:r>
         <w:rPr>
@@ -13527,7 +13527,7 @@
               <w:t>–</w:t>
             </w:r>
             <w:r>
-              <w:t xml:space="preserve"> pentru un singur senzor toată ziua, notați-l pentru tehnician</w:t>
+              <w:t xml:space="preserve"> pentru un singur senzor toată ziua, notați cutia: acel senzor trebuie verificat</w:t>
             </w:r>
           </w:p>
         </w:tc>
@@ -13620,7 +13620,7 @@
           <w:p>
             <w:r/>
             <w:r>
-              <w:t>câteva secunde; dacă persistă, cutia trebuie actualizată (tehnician) — valorile și citirile merg oricum</w:t>
+              <w:t>câteva secunde; dacă persistă, actualizați cutia (ghidul de instalare, capitolul 5) — valorile și citirile merg oricum</w:t>
             </w:r>
           </w:p>
         </w:tc>
@@ -15972,7 +15972,7 @@
         <w:t>Link drops</w:t>
       </w:r>
       <w:r>
-        <w:t xml:space="preserve"> (apăsare lungă pe linia versiunilor, tab-ul Boxes) înainte să reporniți ceva — lista aceea este dovada pentru tehnician, împreună cu linia </w:t>
+        <w:t xml:space="preserve"> (apăsare lungă pe linia versiunilor, tab-ul Boxes) înainte să reporniți ceva — lista aceea este ce trimiteți când cereți ajutor, împreună cu linia </w:t>
       </w:r>
       <w:r>
         <w:rPr>
